--- a/Reportes/FormatoEndososVidaTarjetaProtegida.docx
+++ b/Reportes/FormatoEndososVidaTarjetaProtegida.docx
@@ -139,13 +139,25 @@
               </w:rPr>
               <w:t xml:space="preserve">Póliza </w:t>
             </w:r>
-            <w:r>
-              <w:rPr>
-                <w:sz w:val="14"/>
-                <w:szCs w:val="14"/>
-              </w:rPr>
-              <w:t>Nº:{</w:t>
-            </w:r>
+            <w:proofErr w:type="spellStart"/>
+            <w:proofErr w:type="gramStart"/>
+            <w:r>
+              <w:rPr>
+                <w:sz w:val="14"/>
+                <w:szCs w:val="14"/>
+              </w:rPr>
+              <w:t>Nº</w:t>
+            </w:r>
+            <w:proofErr w:type="spellEnd"/>
+            <w:r>
+              <w:rPr>
+                <w:sz w:val="14"/>
+                <w:szCs w:val="14"/>
+              </w:rPr>
+              <w:t>:{</w:t>
+            </w:r>
+            <w:proofErr w:type="spellStart"/>
+            <w:proofErr w:type="gramEnd"/>
             <w:r>
               <w:rPr>
                 <w:sz w:val="14"/>
@@ -153,6 +165,7 @@
               </w:rPr>
               <w:t>code</w:t>
             </w:r>
+            <w:proofErr w:type="spellEnd"/>
             <w:r>
               <w:rPr>
                 <w:sz w:val="14"/>
@@ -221,6 +234,7 @@
               </w:rPr>
               <w:t>{</w:t>
             </w:r>
+            <w:proofErr w:type="spellStart"/>
             <w:r>
               <w:rPr>
                 <w:b/>
@@ -235,7 +249,16 @@
                 <w:w w:val="105"/>
                 <w:sz w:val="15"/>
               </w:rPr>
-              <w:t>Ramo}</w:t>
+              <w:t>Ramo</w:t>
+            </w:r>
+            <w:proofErr w:type="spellEnd"/>
+            <w:r>
+              <w:rPr>
+                <w:b/>
+                <w:w w:val="105"/>
+                <w:sz w:val="15"/>
+              </w:rPr>
+              <w:t>}</w:t>
             </w:r>
           </w:p>
           <w:p>
@@ -268,15 +291,51 @@
                 <w:sz w:val="14"/>
                 <w:szCs w:val="14"/>
               </w:rPr>
-              <w:t xml:space="preserve">Endoso No. </w:t>
-            </w:r>
-            <w:r>
-              <w:rPr>
-                <w:spacing w:val="-2"/>
-                <w:sz w:val="14"/>
-                <w:szCs w:val="14"/>
-              </w:rPr>
-              <w:t>: {Endoso.Id}</w:t>
+              <w:t>Endoso No</w:t>
+            </w:r>
+            <w:proofErr w:type="gramStart"/>
+            <w:r>
+              <w:rPr>
+                <w:spacing w:val="-2"/>
+                <w:sz w:val="14"/>
+                <w:szCs w:val="14"/>
+              </w:rPr>
+              <w:t xml:space="preserve">. </w:t>
+            </w:r>
+            <w:r>
+              <w:rPr>
+                <w:spacing w:val="-2"/>
+                <w:sz w:val="14"/>
+                <w:szCs w:val="14"/>
+              </w:rPr>
+              <w:t>:</w:t>
+            </w:r>
+            <w:proofErr w:type="gramEnd"/>
+            <w:r>
+              <w:rPr>
+                <w:spacing w:val="-2"/>
+                <w:sz w:val="14"/>
+                <w:szCs w:val="14"/>
+              </w:rPr>
+              <w:t xml:space="preserve"> {</w:t>
+            </w:r>
+            <w:proofErr w:type="spellStart"/>
+            <w:r>
+              <w:rPr>
+                <w:spacing w:val="-2"/>
+                <w:sz w:val="14"/>
+                <w:szCs w:val="14"/>
+              </w:rPr>
+              <w:t>Endoso.Id</w:t>
+            </w:r>
+            <w:proofErr w:type="spellEnd"/>
+            <w:r>
+              <w:rPr>
+                <w:spacing w:val="-2"/>
+                <w:sz w:val="14"/>
+                <w:szCs w:val="14"/>
+              </w:rPr>
+              <w:t>}</w:t>
             </w:r>
           </w:p>
         </w:tc>
@@ -322,16 +381,26 @@
                 <w:w w:val="105"/>
                 <w:sz w:val="15"/>
               </w:rPr>
-              <w:t>{NombreP</w:t>
-            </w:r>
+              <w:t>{</w:t>
+            </w:r>
+            <w:proofErr w:type="spellStart"/>
             <w:r>
               <w:rPr>
                 <w:b/>
                 <w:w w:val="105"/>
                 <w:sz w:val="15"/>
               </w:rPr>
+              <w:t>NombreP</w:t>
+            </w:r>
+            <w:r>
+              <w:rPr>
+                <w:b/>
+                <w:w w:val="105"/>
+                <w:sz w:val="15"/>
+              </w:rPr>
               <w:t>roducto</w:t>
             </w:r>
+            <w:proofErr w:type="spellEnd"/>
             <w:r>
               <w:rPr>
                 <w:b/>
@@ -469,7 +538,29 @@
                 <w:spacing w:val="-2"/>
                 <w:sz w:val="18"/>
               </w:rPr>
-              <w:t>Endoso de tarjeta protegida</w:t>
+              <w:t>{</w:t>
+            </w:r>
+            <w:proofErr w:type="spellStart"/>
+            <w:proofErr w:type="gramStart"/>
+            <w:r>
+              <w:rPr>
+                <w:b/>
+                <w:bCs/>
+                <w:spacing w:val="-2"/>
+                <w:sz w:val="18"/>
+              </w:rPr>
+              <w:t>custom.TituloEndosoCan</w:t>
+            </w:r>
+            <w:proofErr w:type="spellEnd"/>
+            <w:proofErr w:type="gramEnd"/>
+            <w:r>
+              <w:rPr>
+                <w:b/>
+                <w:bCs/>
+                <w:spacing w:val="-2"/>
+                <w:sz w:val="18"/>
+              </w:rPr>
+              <w:t>}</w:t>
             </w:r>
           </w:p>
         </w:tc>
@@ -594,7 +685,7 @@
               <w:rPr>
                 <w:b/>
               </w:rPr>
-              <w:t>Afianzado</w:t>
+              <w:t>Asegurado</w:t>
             </w:r>
             <w:r>
               <w:t>:</w:t>
@@ -612,7 +703,15 @@
               <w:pStyle w:val="Textoindependiente"/>
             </w:pPr>
             <w:r>
-              <w:t>{Asegurado.NombreCompleto}</w:t>
+              <w:t>{</w:t>
+            </w:r>
+            <w:proofErr w:type="spellStart"/>
+            <w:r>
+              <w:t>Asegurado.NombreCompleto</w:t>
+            </w:r>
+            <w:proofErr w:type="spellEnd"/>
+            <w:r>
+              <w:t>}</w:t>
             </w:r>
           </w:p>
         </w:tc>
@@ -626,13 +725,23 @@
             <w:pPr>
               <w:pStyle w:val="Textoindependiente"/>
             </w:pPr>
+            <w:proofErr w:type="spellStart"/>
             <w:r>
               <w:rPr>
                 <w:b/>
                 <w:bCs/>
                 <w:lang w:val="es-PA"/>
               </w:rPr>
-              <w:t>Ced/R</w:t>
+              <w:t>Ced</w:t>
+            </w:r>
+            <w:proofErr w:type="spellEnd"/>
+            <w:r>
+              <w:rPr>
+                <w:b/>
+                <w:bCs/>
+                <w:lang w:val="es-PA"/>
+              </w:rPr>
+              <w:t>/R</w:t>
             </w:r>
             <w:r>
               <w:rPr>
@@ -672,12 +781,14 @@
               </w:rPr>
               <w:t>{</w:t>
             </w:r>
+            <w:proofErr w:type="spellStart"/>
             <w:r>
               <w:rPr>
                 <w:spacing w:val="-2"/>
               </w:rPr>
               <w:t>Asegurado.Identificacion</w:t>
             </w:r>
+            <w:proofErr w:type="spellEnd"/>
             <w:r>
               <w:rPr>
                 <w:lang w:val="es-PA"/>
@@ -823,7 +934,15 @@
               <w:pStyle w:val="Textoindependiente"/>
             </w:pPr>
             <w:r>
-              <w:t>{FechaInicioVigencia}</w:t>
+              <w:t>{</w:t>
+            </w:r>
+            <w:proofErr w:type="spellStart"/>
+            <w:r>
+              <w:t>FechaInicioVigencia</w:t>
+            </w:r>
+            <w:proofErr w:type="spellEnd"/>
+            <w:r>
+              <w:t>}</w:t>
             </w:r>
           </w:p>
         </w:tc>
@@ -859,7 +978,15 @@
               <w:pStyle w:val="Textoindependiente"/>
             </w:pPr>
             <w:r>
-              <w:t>{Asegurado.TelefonoContacto}</w:t>
+              <w:t>{</w:t>
+            </w:r>
+            <w:proofErr w:type="spellStart"/>
+            <w:r>
+              <w:t>Asegurado.TelefonoContacto</w:t>
+            </w:r>
+            <w:proofErr w:type="spellEnd"/>
+            <w:r>
+              <w:t>}</w:t>
             </w:r>
           </w:p>
         </w:tc>
@@ -898,7 +1025,15 @@
               <w:pStyle w:val="Textoindependiente"/>
             </w:pPr>
             <w:r>
-              <w:t>{Asegurado.TelefonoCelular}</w:t>
+              <w:t>{</w:t>
+            </w:r>
+            <w:proofErr w:type="spellStart"/>
+            <w:r>
+              <w:t>Asegurado.TelefonoCelular</w:t>
+            </w:r>
+            <w:proofErr w:type="spellEnd"/>
+            <w:r>
+              <w:t>}</w:t>
             </w:r>
           </w:p>
         </w:tc>
@@ -948,7 +1083,25 @@
                 <w:sz w:val="14"/>
                 <w:szCs w:val="14"/>
               </w:rPr>
-              <w:t>{FechaFinVigencia}</w:t>
+              <w:t>{</w:t>
+            </w:r>
+            <w:proofErr w:type="spellStart"/>
+            <w:r>
+              <w:rPr>
+                <w:spacing w:val="-2"/>
+                <w:sz w:val="14"/>
+                <w:szCs w:val="14"/>
+              </w:rPr>
+              <w:t>FechaFinVigencia</w:t>
+            </w:r>
+            <w:proofErr w:type="spellEnd"/>
+            <w:r>
+              <w:rPr>
+                <w:spacing w:val="-2"/>
+                <w:sz w:val="14"/>
+                <w:szCs w:val="14"/>
+              </w:rPr>
+              <w:t>}</w:t>
             </w:r>
           </w:p>
         </w:tc>
@@ -984,7 +1137,15 @@
               <w:pStyle w:val="Textoindependiente"/>
             </w:pPr>
             <w:r>
-              <w:t>{Asegurado.TelefonoFax}</w:t>
+              <w:t>{</w:t>
+            </w:r>
+            <w:proofErr w:type="spellStart"/>
+            <w:r>
+              <w:t>Asegurado.TelefonoFax</w:t>
+            </w:r>
+            <w:proofErr w:type="spellEnd"/>
+            <w:r>
+              <w:t>}</w:t>
             </w:r>
           </w:p>
         </w:tc>
@@ -1023,7 +1184,15 @@
               <w:pStyle w:val="Textoindependiente"/>
             </w:pPr>
             <w:r>
-              <w:t>{Asegurado.Email}</w:t>
+              <w:t>{</w:t>
+            </w:r>
+            <w:proofErr w:type="spellStart"/>
+            <w:r>
+              <w:t>Asegurado.Email</w:t>
+            </w:r>
+            <w:proofErr w:type="spellEnd"/>
+            <w:r>
+              <w:t>}</w:t>
             </w:r>
           </w:p>
         </w:tc>
@@ -1065,7 +1234,21 @@
               <w:rPr>
                 <w:spacing w:val="-2"/>
               </w:rPr>
-              <w:t>{HoraVigencia}</w:t>
+              <w:t>{</w:t>
+            </w:r>
+            <w:proofErr w:type="spellStart"/>
+            <w:r>
+              <w:rPr>
+                <w:spacing w:val="-2"/>
+              </w:rPr>
+              <w:t>HoraVigencia</w:t>
+            </w:r>
+            <w:proofErr w:type="spellEnd"/>
+            <w:r>
+              <w:rPr>
+                <w:spacing w:val="-2"/>
+              </w:rPr>
+              <w:t>}</w:t>
             </w:r>
           </w:p>
         </w:tc>
@@ -1101,7 +1284,15 @@
               <w:pStyle w:val="Textoindependiente"/>
             </w:pPr>
             <w:r>
-              <w:t>{Address.NombrePais}</w:t>
+              <w:t>{</w:t>
+            </w:r>
+            <w:proofErr w:type="spellStart"/>
+            <w:r>
+              <w:t>Address.NombrePais</w:t>
+            </w:r>
+            <w:proofErr w:type="spellEnd"/>
+            <w:r>
+              <w:t>}</w:t>
             </w:r>
           </w:p>
         </w:tc>
@@ -1137,7 +1328,15 @@
               <w:pStyle w:val="Textoindependiente"/>
             </w:pPr>
             <w:r>
-              <w:t>{Address.NombreProvincia}</w:t>
+              <w:t>{</w:t>
+            </w:r>
+            <w:proofErr w:type="spellStart"/>
+            <w:r>
+              <w:t>Address.NombreProvincia</w:t>
+            </w:r>
+            <w:proofErr w:type="spellEnd"/>
+            <w:r>
+              <w:t>}</w:t>
             </w:r>
           </w:p>
         </w:tc>
@@ -1192,7 +1391,15 @@
               <w:pStyle w:val="Textoindependiente"/>
             </w:pPr>
             <w:r>
-              <w:t>{Address.NombreDistrito}</w:t>
+              <w:t>{</w:t>
+            </w:r>
+            <w:proofErr w:type="spellStart"/>
+            <w:r>
+              <w:t>Address.NombreDistrito</w:t>
+            </w:r>
+            <w:proofErr w:type="spellEnd"/>
+            <w:r>
+              <w:t>}</w:t>
             </w:r>
           </w:p>
         </w:tc>
@@ -1260,7 +1467,15 @@
               <w:pStyle w:val="Textoindependiente"/>
             </w:pPr>
             <w:r>
-              <w:t>{FechaEfectiva}</w:t>
+              <w:t>{</w:t>
+            </w:r>
+            <w:proofErr w:type="spellStart"/>
+            <w:r>
+              <w:t>FechaEfectiva</w:t>
+            </w:r>
+            <w:proofErr w:type="spellEnd"/>
+            <w:r>
+              <w:t>}</w:t>
             </w:r>
           </w:p>
         </w:tc>
@@ -1326,11 +1541,16 @@
             <w:r>
               <w:t>{</w:t>
             </w:r>
+            <w:proofErr w:type="spellStart"/>
             <w:r>
               <w:t>A</w:t>
             </w:r>
             <w:r>
-              <w:t>creedor.NombreCompleto}</w:t>
+              <w:t>creedor.NombreCompleto</w:t>
+            </w:r>
+            <w:proofErr w:type="spellEnd"/>
+            <w:r>
+              <w:t>}</w:t>
             </w:r>
           </w:p>
         </w:tc>
@@ -1366,7 +1586,15 @@
               <w:pStyle w:val="Textoindependiente"/>
             </w:pPr>
             <w:r>
-              <w:t>{Productor.NombreCompleto}</w:t>
+              <w:t>{</w:t>
+            </w:r>
+            <w:proofErr w:type="spellStart"/>
+            <w:r>
+              <w:t>Productor.NombreCompleto</w:t>
+            </w:r>
+            <w:proofErr w:type="spellEnd"/>
+            <w:r>
+              <w:t>}</w:t>
             </w:r>
           </w:p>
         </w:tc>
@@ -1461,7 +1689,15 @@
               <w:spacing w:before="3"/>
             </w:pPr>
             <w:r>
-              <w:t>{#Endoso}{#Coberturas}{name}</w:t>
+              <w:t>{#</w:t>
+            </w:r>
+            <w:proofErr w:type="gramStart"/>
+            <w:r>
+              <w:t>Endoso}{</w:t>
+            </w:r>
+            <w:proofErr w:type="gramEnd"/>
+            <w:r>
+              <w:t>#Coberturas}{name}</w:t>
             </w:r>
           </w:p>
         </w:tc>
@@ -1476,10 +1712,23 @@
               <w:jc w:val="right"/>
             </w:pPr>
             <w:r>
-              <w:t>{limitDif}</w:t>
-            </w:r>
-            <w:r>
-              <w:t>{/}{/}</w:t>
+              <w:t>{</w:t>
+            </w:r>
+            <w:proofErr w:type="spellStart"/>
+            <w:r>
+              <w:t>limitDif</w:t>
+            </w:r>
+            <w:proofErr w:type="spellEnd"/>
+            <w:proofErr w:type="gramStart"/>
+            <w:r>
+              <w:t>}</w:t>
+            </w:r>
+            <w:r>
+              <w:t>{</w:t>
+            </w:r>
+            <w:proofErr w:type="gramEnd"/>
+            <w:r>
+              <w:t>/}{/}</w:t>
             </w:r>
           </w:p>
         </w:tc>
@@ -1613,8 +1862,13 @@
               <w:pStyle w:val="Textoindependiente"/>
             </w:pPr>
             <w:r>
-              <w:t>No. Sis</w:t>
-            </w:r>
+              <w:t xml:space="preserve">No. </w:t>
+            </w:r>
+            <w:proofErr w:type="spellStart"/>
+            <w:r>
+              <w:t>Sis</w:t>
+            </w:r>
+            <w:proofErr w:type="spellEnd"/>
           </w:p>
         </w:tc>
         <w:tc>
@@ -1633,8 +1887,13 @@
               <w:pStyle w:val="Textoindependiente"/>
             </w:pPr>
             <w:r>
-              <w:t>No. Cobis</w:t>
-            </w:r>
+              <w:t xml:space="preserve">No. </w:t>
+            </w:r>
+            <w:proofErr w:type="spellStart"/>
+            <w:r>
+              <w:t>Cobis</w:t>
+            </w:r>
+            <w:proofErr w:type="spellEnd"/>
           </w:p>
         </w:tc>
         <w:tc>
@@ -1674,7 +1933,15 @@
               <w:pStyle w:val="Textoindependiente"/>
             </w:pPr>
             <w:r>
-              <w:t>{#AseguradosCambioSuma}{name}</w:t>
+              <w:t>{#</w:t>
+            </w:r>
+            <w:proofErr w:type="gramStart"/>
+            <w:r>
+              <w:t>AseguradosCambioSuma}{</w:t>
+            </w:r>
+            <w:proofErr w:type="gramEnd"/>
+            <w:r>
+              <w:t>name}</w:t>
             </w:r>
           </w:p>
         </w:tc>
@@ -1693,7 +1960,15 @@
               <w:pStyle w:val="Textoindependiente"/>
             </w:pPr>
             <w:r>
-              <w:t>{identification}</w:t>
+              <w:t>{</w:t>
+            </w:r>
+            <w:proofErr w:type="spellStart"/>
+            <w:r>
+              <w:t>identification</w:t>
+            </w:r>
+            <w:proofErr w:type="spellEnd"/>
+            <w:r>
+              <w:t>}</w:t>
             </w:r>
           </w:p>
         </w:tc>
@@ -1713,7 +1988,15 @@
               <w:pStyle w:val="Textoindependiente"/>
             </w:pPr>
             <w:r>
-              <w:t>{contactId}</w:t>
+              <w:t>{</w:t>
+            </w:r>
+            <w:proofErr w:type="spellStart"/>
+            <w:r>
+              <w:t>contactId</w:t>
+            </w:r>
+            <w:proofErr w:type="spellEnd"/>
+            <w:r>
+              <w:t>}</w:t>
             </w:r>
           </w:p>
         </w:tc>
@@ -1733,10 +2016,20 @@
               <w:pStyle w:val="Textoindependiente"/>
             </w:pPr>
             <w:r>
-              <w:t>{cobis}</w:t>
-            </w:r>
-            <w:r>
-              <w:t>{/}</w:t>
+              <w:t>{</w:t>
+            </w:r>
+            <w:proofErr w:type="spellStart"/>
+            <w:r>
+              <w:t>cobis</w:t>
+            </w:r>
+            <w:proofErr w:type="spellEnd"/>
+            <w:proofErr w:type="gramStart"/>
+            <w:r>
+              <w:t>}{</w:t>
+            </w:r>
+            <w:proofErr w:type="gramEnd"/>
+            <w:r>
+              <w:t>/}</w:t>
             </w:r>
           </w:p>
         </w:tc>
@@ -1877,7 +2170,23 @@
                 <w:sz w:val="14"/>
                 <w:szCs w:val="14"/>
               </w:rPr>
-              <w:t>{Endoso.DetalleEndoso}</w:t>
+              <w:t>{</w:t>
+            </w:r>
+            <w:proofErr w:type="spellStart"/>
+            <w:r>
+              <w:rPr>
+                <w:sz w:val="14"/>
+                <w:szCs w:val="14"/>
+              </w:rPr>
+              <w:t>Endoso.DetalleEndoso</w:t>
+            </w:r>
+            <w:proofErr w:type="spellEnd"/>
+            <w:r>
+              <w:rPr>
+                <w:sz w:val="14"/>
+                <w:szCs w:val="14"/>
+              </w:rPr>
+              <w:t>}</w:t>
             </w:r>
           </w:p>
         </w:tc>
@@ -1943,7 +2252,35 @@
                   <w14:bevel/>
                 </w14:textOutline>
               </w:rPr>
-              <w:t>{PrimaNetaTotal}</w:t>
+              <w:t>{</w:t>
+            </w:r>
+            <w:proofErr w:type="spellStart"/>
+            <w:r>
+              <w:rPr>
+                <w:spacing w:val="-2"/>
+                <w:sz w:val="14"/>
+                <w:szCs w:val="14"/>
+                <w14:textOutline w14:w="9525" w14:cap="rnd" w14:cmpd="sng" w14:algn="ctr">
+                  <w14:noFill/>
+                  <w14:prstDash w14:val="solid"/>
+                  <w14:bevel/>
+                </w14:textOutline>
+              </w:rPr>
+              <w:t>PrimaNetaTotal</w:t>
+            </w:r>
+            <w:proofErr w:type="spellEnd"/>
+            <w:r>
+              <w:rPr>
+                <w:spacing w:val="-2"/>
+                <w:sz w:val="14"/>
+                <w:szCs w:val="14"/>
+                <w14:textOutline w14:w="9525" w14:cap="rnd" w14:cmpd="sng" w14:algn="ctr">
+                  <w14:noFill/>
+                  <w14:prstDash w14:val="solid"/>
+                  <w14:bevel/>
+                </w14:textOutline>
+              </w:rPr>
+              <w:t>}</w:t>
             </w:r>
           </w:p>
         </w:tc>
@@ -2132,7 +2469,35 @@
                   <w14:bevel/>
                 </w14:textOutline>
               </w:rPr>
-              <w:t>{TotalACobrar}</w:t>
+              <w:t>{</w:t>
+            </w:r>
+            <w:proofErr w:type="spellStart"/>
+            <w:r>
+              <w:rPr>
+                <w:spacing w:val="-2"/>
+                <w:sz w:val="14"/>
+                <w:szCs w:val="14"/>
+                <w14:textOutline w14:w="9525" w14:cap="rnd" w14:cmpd="sng" w14:algn="ctr">
+                  <w14:noFill/>
+                  <w14:prstDash w14:val="solid"/>
+                  <w14:bevel/>
+                </w14:textOutline>
+              </w:rPr>
+              <w:t>TotalACobrar</w:t>
+            </w:r>
+            <w:proofErr w:type="spellEnd"/>
+            <w:r>
+              <w:rPr>
+                <w:spacing w:val="-2"/>
+                <w:sz w:val="14"/>
+                <w:szCs w:val="14"/>
+                <w14:textOutline w14:w="9525" w14:cap="rnd" w14:cmpd="sng" w14:algn="ctr">
+                  <w14:noFill/>
+                  <w14:prstDash w14:val="solid"/>
+                  <w14:bevel/>
+                </w14:textOutline>
+              </w:rPr>
+              <w:t>}</w:t>
             </w:r>
           </w:p>
         </w:tc>
@@ -2174,6 +2539,7 @@
                 <w:szCs w:val="14"/>
               </w:rPr>
             </w:pPr>
+            <w:proofErr w:type="gramStart"/>
             <w:r>
               <w:rPr>
                 <w:sz w:val="14"/>
@@ -2197,6 +2563,7 @@
               </w:rPr>
               <w:t>entendido</w:t>
             </w:r>
+            <w:proofErr w:type="gramEnd"/>
             <w:r>
               <w:rPr>
                 <w:rFonts w:ascii="Times New Roman" w:hAnsi="Times New Roman"/>
@@ -2667,7 +3034,23 @@
           <w:sz w:val="14"/>
           <w:szCs w:val="14"/>
         </w:rPr>
-        <w:t>{FechaImpresion}</w:t>
+        <w:t>{</w:t>
+      </w:r>
+      <w:proofErr w:type="spellStart"/>
+      <w:r>
+        <w:rPr>
+          <w:sz w:val="14"/>
+          <w:szCs w:val="14"/>
+        </w:rPr>
+        <w:t>FechaImpresion</w:t>
+      </w:r>
+      <w:proofErr w:type="spellEnd"/>
+      <w:r>
+        <w:rPr>
+          <w:sz w:val="14"/>
+          <w:szCs w:val="14"/>
+        </w:rPr>
+        <w:t>}</w:t>
       </w:r>
     </w:p>
     <w:p>
@@ -2944,7 +3327,15 @@
               <w:spacing w:before="3"/>
             </w:pPr>
             <w:r>
-              <w:t>{Asegurado.NombreCompleto}</w:t>
+              <w:t>{</w:t>
+            </w:r>
+            <w:proofErr w:type="spellStart"/>
+            <w:r>
+              <w:t>Asegurado.NombreCompleto</w:t>
+            </w:r>
+            <w:proofErr w:type="spellEnd"/>
+            <w:r>
+              <w:t>}</w:t>
             </w:r>
             <w:r>
               <w:rPr>
@@ -2964,12 +3355,14 @@
               </w:rPr>
               <w:t>{</w:t>
             </w:r>
+            <w:proofErr w:type="spellStart"/>
             <w:r>
               <w:rPr>
                 <w:spacing w:val="-2"/>
               </w:rPr>
               <w:t>Asegurado.Identificacion</w:t>
             </w:r>
+            <w:proofErr w:type="spellEnd"/>
             <w:r>
               <w:rPr>
                 <w:lang w:val="es-PA"/>
@@ -3370,6 +3763,7 @@
               </w:rPr>
               <w:t xml:space="preserve"> </w:t>
             </w:r>
+            <w:proofErr w:type="gramStart"/>
             <w:r>
               <w:rPr>
                 <w:w w:val="105"/>
@@ -3393,7 +3787,16 @@
                 <w:sz w:val="14"/>
                 <w:szCs w:val="14"/>
               </w:rPr>
-              <w:t>507)</w:t>
+              <w:t>507</w:t>
+            </w:r>
+            <w:proofErr w:type="gramEnd"/>
+            <w:r>
+              <w:rPr>
+                <w:w w:val="105"/>
+                <w:sz w:val="14"/>
+                <w:szCs w:val="14"/>
+              </w:rPr>
+              <w:t>)</w:t>
             </w:r>
             <w:r>
               <w:rPr>
@@ -3449,6 +3852,7 @@
               </w:rPr>
               <w:t xml:space="preserve"> </w:t>
             </w:r>
+            <w:proofErr w:type="gramStart"/>
             <w:r>
               <w:rPr>
                 <w:w w:val="105"/>
@@ -3472,7 +3876,16 @@
                 <w:sz w:val="14"/>
                 <w:szCs w:val="14"/>
               </w:rPr>
-              <w:t>507)</w:t>
+              <w:t>507</w:t>
+            </w:r>
+            <w:proofErr w:type="gramEnd"/>
+            <w:r>
+              <w:rPr>
+                <w:w w:val="105"/>
+                <w:sz w:val="14"/>
+                <w:szCs w:val="14"/>
+              </w:rPr>
+              <w:t>)</w:t>
             </w:r>
             <w:r>
               <w:rPr>
